--- a/lifesync-ai/docs/architecture-report-v8.docx
+++ b/lifesync-ai/docs/architecture-report-v8.docx
@@ -11762,6 +11762,625 @@
           <w:szCs w:val="17"/>
         </w:rPr>
         <w:t xml:space="preserve">- 오프라인 모드: 네트워크 없을 때 내장 모델로 추론 (LLM 추천은 캐시 반환)</w:t>
+      </w:r>
+    </w:p>
+    <w:p>
+      <w:pPr>
+        <w:pStyle w:val="Heading2"/>
+        <w:spacing w:after="120" w:before="240"/>
+      </w:pPr>
+      <w:r>
+        <w:rPr>
+          <w:rFonts w:ascii="Arial" w:cs="Arial" w:eastAsia="Arial" w:hAnsi="Arial"/>
+          <w:b/>
+          <w:bCs/>
+          <w:color w:val="333333"/>
+          <w:sz w:val="22"/>
+          <w:szCs w:val="22"/>
+        </w:rPr>
+        <w:t xml:space="preserve">13.2 웹/앱 실시간 데이터 동기화</w:t>
+      </w:r>
+    </w:p>
+    <w:p>
+      <w:pPr>
+        <w:spacing w:after="80"/>
+      </w:pPr>
+      <w:r>
+        <w:rPr>
+          <w:rFonts w:ascii="Arial" w:cs="Arial" w:eastAsia="Arial" w:hAnsi="Arial"/>
+          <w:sz w:val="17"/>
+          <w:szCs w:val="17"/>
+        </w:rPr>
+        <w:t xml:space="preserve">SyncIndicator 컴포넌트(components/SyncIndicator.jsx)가 웹과 앱 간 사용자 데이터를 자동 동기화합니다.</w:t>
+      </w:r>
+    </w:p>
+    <w:tbl>
+      <w:tblPr>
+        <w:tblW w:type="dxa" w:w="9360"/>
+        <w:tblBorders>
+          <w:top w:val="single" w:color="auto" w:sz="4"/>
+          <w:left w:val="single" w:color="auto" w:sz="4"/>
+          <w:bottom w:val="single" w:color="auto" w:sz="4"/>
+          <w:right w:val="single" w:color="auto" w:sz="4"/>
+          <w:insideH w:val="single" w:color="auto" w:sz="4"/>
+          <w:insideV w:val="single" w:color="auto" w:sz="4"/>
+        </w:tblBorders>
+      </w:tblPr>
+      <w:tblGrid>
+        <w:gridCol w:w="2000"/>
+        <w:gridCol w:w="2400"/>
+        <w:gridCol w:w="4960"/>
+      </w:tblGrid>
+      <w:tr>
+        <w:tc>
+          <w:tcPr>
+            <w:tcW w:type="auto" w:w="0"/>
+            <w:tcBorders>
+              <w:top w:val="single" w:color="CCCCCC" w:sz="1"/>
+              <w:left w:val="single" w:color="CCCCCC" w:sz="1"/>
+              <w:bottom w:val="single" w:color="CCCCCC" w:sz="1"/>
+              <w:right w:val="single" w:color="CCCCCC" w:sz="1"/>
+            </w:tcBorders>
+            <w:shd w:fill="1a73e8" w:val="clear"/>
+            <w:tcMar>
+              <w:top w:type="dxa" w:w="45"/>
+              <w:left w:type="dxa" w:w="70"/>
+              <w:bottom w:type="dxa" w:w="45"/>
+              <w:right w:type="dxa" w:w="70"/>
+            </w:tcMar>
+          </w:tcPr>
+          <w:p>
+            <w:r>
+              <w:rPr>
+                <w:rFonts w:ascii="Arial" w:cs="Arial" w:eastAsia="Arial" w:hAnsi="Arial"/>
+                <w:b/>
+                <w:bCs/>
+                <w:color w:val="FFFFFF"/>
+                <w:sz w:val="17"/>
+                <w:szCs w:val="17"/>
+              </w:rPr>
+              <w:t xml:space="preserve">상태</w:t>
+            </w:r>
+          </w:p>
+        </w:tc>
+        <w:tc>
+          <w:tcPr>
+            <w:tcW w:type="auto" w:w="0"/>
+            <w:tcBorders>
+              <w:top w:val="single" w:color="CCCCCC" w:sz="1"/>
+              <w:left w:val="single" w:color="CCCCCC" w:sz="1"/>
+              <w:bottom w:val="single" w:color="CCCCCC" w:sz="1"/>
+              <w:right w:val="single" w:color="CCCCCC" w:sz="1"/>
+            </w:tcBorders>
+            <w:shd w:fill="1a73e8" w:val="clear"/>
+            <w:tcMar>
+              <w:top w:type="dxa" w:w="45"/>
+              <w:left w:type="dxa" w:w="70"/>
+              <w:bottom w:type="dxa" w:w="45"/>
+              <w:right w:type="dxa" w:w="70"/>
+            </w:tcMar>
+          </w:tcPr>
+          <w:p>
+            <w:r>
+              <w:rPr>
+                <w:rFonts w:ascii="Arial" w:cs="Arial" w:eastAsia="Arial" w:hAnsi="Arial"/>
+                <w:b/>
+                <w:bCs/>
+                <w:color w:val="FFFFFF"/>
+                <w:sz w:val="17"/>
+                <w:szCs w:val="17"/>
+              </w:rPr>
+              <w:t xml:space="preserve">표시</w:t>
+            </w:r>
+          </w:p>
+        </w:tc>
+        <w:tc>
+          <w:tcPr>
+            <w:tcW w:type="auto" w:w="0"/>
+            <w:tcBorders>
+              <w:top w:val="single" w:color="CCCCCC" w:sz="1"/>
+              <w:left w:val="single" w:color="CCCCCC" w:sz="1"/>
+              <w:bottom w:val="single" w:color="CCCCCC" w:sz="1"/>
+              <w:right w:val="single" w:color="CCCCCC" w:sz="1"/>
+            </w:tcBorders>
+            <w:shd w:fill="1a73e8" w:val="clear"/>
+            <w:tcMar>
+              <w:top w:type="dxa" w:w="45"/>
+              <w:left w:type="dxa" w:w="70"/>
+              <w:bottom w:type="dxa" w:w="45"/>
+              <w:right w:type="dxa" w:w="70"/>
+            </w:tcMar>
+          </w:tcPr>
+          <w:p>
+            <w:r>
+              <w:rPr>
+                <w:rFonts w:ascii="Arial" w:cs="Arial" w:eastAsia="Arial" w:hAnsi="Arial"/>
+                <w:b/>
+                <w:bCs/>
+                <w:color w:val="FFFFFF"/>
+                <w:sz w:val="17"/>
+                <w:szCs w:val="17"/>
+              </w:rPr>
+              <w:t xml:space="preserve">의미</w:t>
+            </w:r>
+          </w:p>
+        </w:tc>
+      </w:tr>
+      <w:tr>
+        <w:tc>
+          <w:tcPr>
+            <w:tcW w:type="auto" w:w="0"/>
+            <w:tcBorders>
+              <w:top w:val="single" w:color="CCCCCC" w:sz="1"/>
+              <w:left w:val="single" w:color="CCCCCC" w:sz="1"/>
+              <w:bottom w:val="single" w:color="CCCCCC" w:sz="1"/>
+              <w:right w:val="single" w:color="CCCCCC" w:sz="1"/>
+            </w:tcBorders>
+            <w:tcMar>
+              <w:top w:type="dxa" w:w="45"/>
+              <w:left w:type="dxa" w:w="70"/>
+              <w:bottom w:type="dxa" w:w="45"/>
+              <w:right w:type="dxa" w:w="70"/>
+            </w:tcMar>
+          </w:tcPr>
+          <w:p>
+            <w:r>
+              <w:rPr>
+                <w:rFonts w:ascii="Arial" w:cs="Arial" w:eastAsia="Arial" w:hAnsi="Arial"/>
+                <w:sz w:val="17"/>
+                <w:szCs w:val="17"/>
+              </w:rPr>
+              <w:t xml:space="preserve">syncing</w:t>
+            </w:r>
+          </w:p>
+        </w:tc>
+        <w:tc>
+          <w:tcPr>
+            <w:tcW w:type="auto" w:w="0"/>
+            <w:tcBorders>
+              <w:top w:val="single" w:color="CCCCCC" w:sz="1"/>
+              <w:left w:val="single" w:color="CCCCCC" w:sz="1"/>
+              <w:bottom w:val="single" w:color="CCCCCC" w:sz="1"/>
+              <w:right w:val="single" w:color="CCCCCC" w:sz="1"/>
+            </w:tcBorders>
+            <w:tcMar>
+              <w:top w:type="dxa" w:w="45"/>
+              <w:left w:type="dxa" w:w="70"/>
+              <w:bottom w:type="dxa" w:w="45"/>
+              <w:right w:type="dxa" w:w="70"/>
+            </w:tcMar>
+          </w:tcPr>
+          <w:p>
+            <w:r>
+              <w:rPr>
+                <w:rFonts w:ascii="Arial" w:cs="Arial" w:eastAsia="Arial" w:hAnsi="Arial"/>
+                <w:sz w:val="17"/>
+                <w:szCs w:val="17"/>
+              </w:rPr>
+              <w:t xml:space="preserve">파란 깜빡임</w:t>
+            </w:r>
+          </w:p>
+        </w:tc>
+        <w:tc>
+          <w:tcPr>
+            <w:tcW w:type="auto" w:w="0"/>
+            <w:tcBorders>
+              <w:top w:val="single" w:color="CCCCCC" w:sz="1"/>
+              <w:left w:val="single" w:color="CCCCCC" w:sz="1"/>
+              <w:bottom w:val="single" w:color="CCCCCC" w:sz="1"/>
+              <w:right w:val="single" w:color="CCCCCC" w:sz="1"/>
+            </w:tcBorders>
+            <w:tcMar>
+              <w:top w:type="dxa" w:w="45"/>
+              <w:left w:type="dxa" w:w="70"/>
+              <w:bottom w:type="dxa" w:w="45"/>
+              <w:right w:type="dxa" w:w="70"/>
+            </w:tcMar>
+          </w:tcPr>
+          <w:p>
+            <w:r>
+              <w:rPr>
+                <w:rFonts w:ascii="Arial" w:cs="Arial" w:eastAsia="Arial" w:hAnsi="Arial"/>
+                <w:sz w:val="17"/>
+                <w:szCs w:val="17"/>
+              </w:rPr>
+              <w:t xml:space="preserve">서버와 데이터 비교/전송 중</w:t>
+            </w:r>
+          </w:p>
+        </w:tc>
+      </w:tr>
+      <w:tr>
+        <w:tc>
+          <w:tcPr>
+            <w:tcW w:type="auto" w:w="0"/>
+            <w:tcBorders>
+              <w:top w:val="single" w:color="CCCCCC" w:sz="1"/>
+              <w:left w:val="single" w:color="CCCCCC" w:sz="1"/>
+              <w:bottom w:val="single" w:color="CCCCCC" w:sz="1"/>
+              <w:right w:val="single" w:color="CCCCCC" w:sz="1"/>
+            </w:tcBorders>
+            <w:tcMar>
+              <w:top w:type="dxa" w:w="45"/>
+              <w:left w:type="dxa" w:w="70"/>
+              <w:bottom w:type="dxa" w:w="45"/>
+              <w:right w:type="dxa" w:w="70"/>
+            </w:tcMar>
+          </w:tcPr>
+          <w:p>
+            <w:r>
+              <w:rPr>
+                <w:rFonts w:ascii="Arial" w:cs="Arial" w:eastAsia="Arial" w:hAnsi="Arial"/>
+                <w:sz w:val="17"/>
+                <w:szCs w:val="17"/>
+              </w:rPr>
+              <w:t xml:space="preserve">synced</w:t>
+            </w:r>
+          </w:p>
+        </w:tc>
+        <w:tc>
+          <w:tcPr>
+            <w:tcW w:type="auto" w:w="0"/>
+            <w:tcBorders>
+              <w:top w:val="single" w:color="CCCCCC" w:sz="1"/>
+              <w:left w:val="single" w:color="CCCCCC" w:sz="1"/>
+              <w:bottom w:val="single" w:color="CCCCCC" w:sz="1"/>
+              <w:right w:val="single" w:color="CCCCCC" w:sz="1"/>
+            </w:tcBorders>
+            <w:tcMar>
+              <w:top w:type="dxa" w:w="45"/>
+              <w:left w:type="dxa" w:w="70"/>
+              <w:bottom w:type="dxa" w:w="45"/>
+              <w:right w:type="dxa" w:w="70"/>
+            </w:tcMar>
+          </w:tcPr>
+          <w:p>
+            <w:r>
+              <w:rPr>
+                <w:rFonts w:ascii="Arial" w:cs="Arial" w:eastAsia="Arial" w:hAnsi="Arial"/>
+                <w:sz w:val="17"/>
+                <w:szCs w:val="17"/>
+              </w:rPr>
+              <w:t xml:space="preserve">녹색 점등</w:t>
+            </w:r>
+          </w:p>
+        </w:tc>
+        <w:tc>
+          <w:tcPr>
+            <w:tcW w:type="auto" w:w="0"/>
+            <w:tcBorders>
+              <w:top w:val="single" w:color="CCCCCC" w:sz="1"/>
+              <w:left w:val="single" w:color="CCCCCC" w:sz="1"/>
+              <w:bottom w:val="single" w:color="CCCCCC" w:sz="1"/>
+              <w:right w:val="single" w:color="CCCCCC" w:sz="1"/>
+            </w:tcBorders>
+            <w:tcMar>
+              <w:top w:type="dxa" w:w="45"/>
+              <w:left w:type="dxa" w:w="70"/>
+              <w:bottom w:type="dxa" w:w="45"/>
+              <w:right w:type="dxa" w:w="70"/>
+            </w:tcMar>
+          </w:tcPr>
+          <w:p>
+            <w:r>
+              <w:rPr>
+                <w:rFonts w:ascii="Arial" w:cs="Arial" w:eastAsia="Arial" w:hAnsi="Arial"/>
+                <w:sz w:val="17"/>
+                <w:szCs w:val="17"/>
+              </w:rPr>
+              <w:t xml:space="preserve">동기화 완료 (웹/앱 데이터 일치)</w:t>
+            </w:r>
+          </w:p>
+        </w:tc>
+      </w:tr>
+      <w:tr>
+        <w:tc>
+          <w:tcPr>
+            <w:tcW w:type="auto" w:w="0"/>
+            <w:tcBorders>
+              <w:top w:val="single" w:color="CCCCCC" w:sz="1"/>
+              <w:left w:val="single" w:color="CCCCCC" w:sz="1"/>
+              <w:bottom w:val="single" w:color="CCCCCC" w:sz="1"/>
+              <w:right w:val="single" w:color="CCCCCC" w:sz="1"/>
+            </w:tcBorders>
+            <w:tcMar>
+              <w:top w:type="dxa" w:w="45"/>
+              <w:left w:type="dxa" w:w="70"/>
+              <w:bottom w:type="dxa" w:w="45"/>
+              <w:right w:type="dxa" w:w="70"/>
+            </w:tcMar>
+          </w:tcPr>
+          <w:p>
+            <w:r>
+              <w:rPr>
+                <w:rFonts w:ascii="Arial" w:cs="Arial" w:eastAsia="Arial" w:hAnsi="Arial"/>
+                <w:sz w:val="17"/>
+                <w:szCs w:val="17"/>
+              </w:rPr>
+              <w:t xml:space="preserve">offline</w:t>
+            </w:r>
+          </w:p>
+        </w:tc>
+        <w:tc>
+          <w:tcPr>
+            <w:tcW w:type="auto" w:w="0"/>
+            <w:tcBorders>
+              <w:top w:val="single" w:color="CCCCCC" w:sz="1"/>
+              <w:left w:val="single" w:color="CCCCCC" w:sz="1"/>
+              <w:bottom w:val="single" w:color="CCCCCC" w:sz="1"/>
+              <w:right w:val="single" w:color="CCCCCC" w:sz="1"/>
+            </w:tcBorders>
+            <w:tcMar>
+              <w:top w:type="dxa" w:w="45"/>
+              <w:left w:type="dxa" w:w="70"/>
+              <w:bottom w:type="dxa" w:w="45"/>
+              <w:right w:type="dxa" w:w="70"/>
+            </w:tcMar>
+          </w:tcPr>
+          <w:p>
+            <w:r>
+              <w:rPr>
+                <w:rFonts w:ascii="Arial" w:cs="Arial" w:eastAsia="Arial" w:hAnsi="Arial"/>
+                <w:sz w:val="17"/>
+                <w:szCs w:val="17"/>
+              </w:rPr>
+              <w:t xml:space="preserve">노란 점등</w:t>
+            </w:r>
+          </w:p>
+        </w:tc>
+        <w:tc>
+          <w:tcPr>
+            <w:tcW w:type="auto" w:w="0"/>
+            <w:tcBorders>
+              <w:top w:val="single" w:color="CCCCCC" w:sz="1"/>
+              <w:left w:val="single" w:color="CCCCCC" w:sz="1"/>
+              <w:bottom w:val="single" w:color="CCCCCC" w:sz="1"/>
+              <w:right w:val="single" w:color="CCCCCC" w:sz="1"/>
+            </w:tcBorders>
+            <w:tcMar>
+              <w:top w:type="dxa" w:w="45"/>
+              <w:left w:type="dxa" w:w="70"/>
+              <w:bottom w:type="dxa" w:w="45"/>
+              <w:right w:type="dxa" w:w="70"/>
+            </w:tcMar>
+          </w:tcPr>
+          <w:p>
+            <w:r>
+              <w:rPr>
+                <w:rFonts w:ascii="Arial" w:cs="Arial" w:eastAsia="Arial" w:hAnsi="Arial"/>
+                <w:sz w:val="17"/>
+                <w:szCs w:val="17"/>
+              </w:rPr>
+              <w:t xml:space="preserve">오프라인 (로컬 데이터 사용 중)</w:t>
+            </w:r>
+          </w:p>
+        </w:tc>
+      </w:tr>
+      <w:tr>
+        <w:tc>
+          <w:tcPr>
+            <w:tcW w:type="auto" w:w="0"/>
+            <w:tcBorders>
+              <w:top w:val="single" w:color="CCCCCC" w:sz="1"/>
+              <w:left w:val="single" w:color="CCCCCC" w:sz="1"/>
+              <w:bottom w:val="single" w:color="CCCCCC" w:sz="1"/>
+              <w:right w:val="single" w:color="CCCCCC" w:sz="1"/>
+            </w:tcBorders>
+            <w:tcMar>
+              <w:top w:type="dxa" w:w="45"/>
+              <w:left w:type="dxa" w:w="70"/>
+              <w:bottom w:type="dxa" w:w="45"/>
+              <w:right w:type="dxa" w:w="70"/>
+            </w:tcMar>
+          </w:tcPr>
+          <w:p>
+            <w:r>
+              <w:rPr>
+                <w:rFonts w:ascii="Arial" w:cs="Arial" w:eastAsia="Arial" w:hAnsi="Arial"/>
+                <w:sz w:val="17"/>
+                <w:szCs w:val="17"/>
+              </w:rPr>
+              <w:t xml:space="preserve">error</w:t>
+            </w:r>
+          </w:p>
+        </w:tc>
+        <w:tc>
+          <w:tcPr>
+            <w:tcW w:type="auto" w:w="0"/>
+            <w:tcBorders>
+              <w:top w:val="single" w:color="CCCCCC" w:sz="1"/>
+              <w:left w:val="single" w:color="CCCCCC" w:sz="1"/>
+              <w:bottom w:val="single" w:color="CCCCCC" w:sz="1"/>
+              <w:right w:val="single" w:color="CCCCCC" w:sz="1"/>
+            </w:tcBorders>
+            <w:tcMar>
+              <w:top w:type="dxa" w:w="45"/>
+              <w:left w:type="dxa" w:w="70"/>
+              <w:bottom w:type="dxa" w:w="45"/>
+              <w:right w:type="dxa" w:w="70"/>
+            </w:tcMar>
+          </w:tcPr>
+          <w:p>
+            <w:r>
+              <w:rPr>
+                <w:rFonts w:ascii="Arial" w:cs="Arial" w:eastAsia="Arial" w:hAnsi="Arial"/>
+                <w:sz w:val="17"/>
+                <w:szCs w:val="17"/>
+              </w:rPr>
+              <w:t xml:space="preserve">빨간 점등</w:t>
+            </w:r>
+          </w:p>
+        </w:tc>
+        <w:tc>
+          <w:tcPr>
+            <w:tcW w:type="auto" w:w="0"/>
+            <w:tcBorders>
+              <w:top w:val="single" w:color="CCCCCC" w:sz="1"/>
+              <w:left w:val="single" w:color="CCCCCC" w:sz="1"/>
+              <w:bottom w:val="single" w:color="CCCCCC" w:sz="1"/>
+              <w:right w:val="single" w:color="CCCCCC" w:sz="1"/>
+            </w:tcBorders>
+            <w:tcMar>
+              <w:top w:type="dxa" w:w="45"/>
+              <w:left w:type="dxa" w:w="70"/>
+              <w:bottom w:type="dxa" w:w="45"/>
+              <w:right w:type="dxa" w:w="70"/>
+            </w:tcMar>
+          </w:tcPr>
+          <w:p>
+            <w:r>
+              <w:rPr>
+                <w:rFonts w:ascii="Arial" w:cs="Arial" w:eastAsia="Arial" w:hAnsi="Arial"/>
+                <w:sz w:val="17"/>
+                <w:szCs w:val="17"/>
+              </w:rPr>
+              <w:t xml:space="preserve">동기화 실패 (탭하여 재시도)</w:t>
+            </w:r>
+          </w:p>
+        </w:tc>
+      </w:tr>
+    </w:tbl>
+    <w:p>
+      <w:pPr>
+        <w:spacing w:after="100" w:before="180"/>
+      </w:pPr>
+      <w:r>
+        <w:rPr>
+          <w:rFonts w:ascii="Arial" w:cs="Arial" w:eastAsia="Arial" w:hAnsi="Arial"/>
+          <w:b/>
+          <w:bCs/>
+          <w:color w:val="555555"/>
+          <w:sz w:val="20"/>
+          <w:szCs w:val="20"/>
+        </w:rPr>
+        <w:t xml:space="preserve">동기화 흐름</w:t>
+      </w:r>
+    </w:p>
+    <w:p>
+      <w:pPr>
+        <w:spacing w:after="50"/>
+        <w:ind w:left="360"/>
+      </w:pPr>
+      <w:r>
+        <w:rPr>
+          <w:rFonts w:ascii="Arial" w:cs="Arial" w:eastAsia="Arial" w:hAnsi="Arial"/>
+          <w:sz w:val="17"/>
+          <w:szCs w:val="17"/>
+        </w:rPr>
+        <w:t xml:space="preserve">- 로그인 직후: 즉시 1회 동기화 (Supabase에서 최신 데이터 다운로드)</w:t>
+      </w:r>
+    </w:p>
+    <w:p>
+      <w:pPr>
+        <w:spacing w:after="50"/>
+        <w:ind w:left="360"/>
+      </w:pPr>
+      <w:r>
+        <w:rPr>
+          <w:rFonts w:ascii="Arial" w:cs="Arial" w:eastAsia="Arial" w:hAnsi="Arial"/>
+          <w:sz w:val="17"/>
+          <w:szCs w:val="17"/>
+        </w:rPr>
+        <w:t xml:space="preserve">- 자동 동기화: 30초 간격으로 서버 상태와 로컬 상태 비교 (로그인 상태일 때만)</w:t>
+      </w:r>
+    </w:p>
+    <w:p>
+      <w:pPr>
+        <w:spacing w:after="50"/>
+        <w:ind w:left="360"/>
+      </w:pPr>
+      <w:r>
+        <w:rPr>
+          <w:rFonts w:ascii="Arial" w:cs="Arial" w:eastAsia="Arial" w:hAnsi="Arial"/>
+          <w:sz w:val="17"/>
+          <w:szCs w:val="17"/>
+        </w:rPr>
+        <w:t xml:space="preserve">- 온라인 복귀: 오프라인 -&gt; 온라인 전환 감지 시 즉시 동기화</w:t>
+      </w:r>
+    </w:p>
+    <w:p>
+      <w:pPr>
+        <w:spacing w:after="50"/>
+        <w:ind w:left="360"/>
+      </w:pPr>
+      <w:r>
+        <w:rPr>
+          <w:rFonts w:ascii="Arial" w:cs="Arial" w:eastAsia="Arial" w:hAnsi="Arial"/>
+          <w:sz w:val="17"/>
+          <w:szCs w:val="17"/>
+        </w:rPr>
+        <w:t xml:space="preserve">- 데이터 범위: 게이지 점수(6개), 도메인 요약(4개), 시뮬레이터 상태</w:t>
+      </w:r>
+    </w:p>
+    <w:p>
+      <w:pPr>
+        <w:spacing w:after="100" w:before="180"/>
+      </w:pPr>
+      <w:r>
+        <w:rPr>
+          <w:rFonts w:ascii="Arial" w:cs="Arial" w:eastAsia="Arial" w:hAnsi="Arial"/>
+          <w:b/>
+          <w:bCs/>
+          <w:color w:val="555555"/>
+          <w:sz w:val="20"/>
+          <w:szCs w:val="20"/>
+        </w:rPr>
+        <w:t xml:space="preserve">기술 구현</w:t>
+      </w:r>
+    </w:p>
+    <w:p>
+      <w:pPr>
+        <w:spacing w:after="50"/>
+        <w:ind w:left="360"/>
+      </w:pPr>
+      <w:r>
+        <w:rPr>
+          <w:rFonts w:ascii="Arial" w:cs="Arial" w:eastAsia="Arial" w:hAnsi="Arial"/>
+          <w:sz w:val="17"/>
+          <w:szCs w:val="17"/>
+        </w:rPr>
+        <w:t xml:space="preserve">- Supabase: user_id별 40D State 벡터 서버 저장 (웹/앱 공통)</w:t>
+      </w:r>
+    </w:p>
+    <w:p>
+      <w:pPr>
+        <w:spacing w:after="50"/>
+        <w:ind w:left="360"/>
+      </w:pPr>
+      <w:r>
+        <w:rPr>
+          <w:rFonts w:ascii="Arial" w:cs="Arial" w:eastAsia="Arial" w:hAnsi="Arial"/>
+          <w:sz w:val="17"/>
+          <w:szCs w:val="17"/>
+        </w:rPr>
+        <w:t xml:space="preserve">- IndexedDB: 로컬 캐시 (오프라인 시 사용)</w:t>
+      </w:r>
+    </w:p>
+    <w:p>
+      <w:pPr>
+        <w:spacing w:after="50"/>
+        <w:ind w:left="360"/>
+      </w:pPr>
+      <w:r>
+        <w:rPr>
+          <w:rFonts w:ascii="Arial" w:cs="Arial" w:eastAsia="Arial" w:hAnsi="Arial"/>
+          <w:sz w:val="17"/>
+          <w:szCs w:val="17"/>
+        </w:rPr>
+        <w:t xml:space="preserve">- navigator.onLine: 브라우저 내장 온/오프라인 감지 API</w:t>
+      </w:r>
+    </w:p>
+    <w:p>
+      <w:pPr>
+        <w:spacing w:after="50"/>
+        <w:ind w:left="360"/>
+      </w:pPr>
+      <w:r>
+        <w:rPr>
+          <w:rFonts w:ascii="Arial" w:cs="Arial" w:eastAsia="Arial" w:hAnsi="Arial"/>
+          <w:sz w:val="17"/>
+          <w:szCs w:val="17"/>
+        </w:rPr>
+        <w:t xml:space="preserve">- 상단 네비게이션 바: 데스크톱/모바일 모두 동기화 인디케이터 표시</w:t>
       </w:r>
     </w:p>
     <w:p>
